--- a/pr-preview/pr-189/chapters/defining-terms.docx
+++ b/pr-preview/pr-189/chapters/defining-terms.docx
@@ -15,7 +15,7 @@
         <w:pStyle w:val="Date"/>
       </w:pPr>
       <w:r>
-        <w:t xml:space="preserve">Last modified: 2026-10-14 01:29:55 (PDT)</w:t>
+        <w:t xml:space="preserve">Last modified: 2026-10-14 01:44:13 (PDT)</w:t>
       </w:r>
     </w:p>
     <w:p>
@@ -2644,6 +2644,547 @@
         <w:t xml:space="preserve">A reader who needs one of them can then link to exactly that one.</w:t>
       </w:r>
     </w:p>
+    <w:bookmarkStart w:id="16" w:name="exm-one-definition-per-div"/>
+    <w:p>
+      <w:pPr>
+        <w:numPr>
+          <w:ilvl w:val="0"/>
+          <w:numId w:val="1000"/>
+        </w:numPr>
+      </w:pPr>
+      <w:r>
+        <w:rPr>
+          <w:b/>
+          <w:bCs/>
+        </w:rPr>
+        <w:t xml:space="preserve">Example 5 (Splitting two related definitions)</w:t>
+      </w:r>
+      <w:r>
+        <w:t xml:space="preserve"> </w:t>
+      </w:r>
+      <w:r>
+        <w:t xml:space="preserve"> </w:t>
+      </w:r>
+    </w:p>
+    <w:p>
+      <w:pPr>
+        <w:pStyle w:val="BlockText"/>
+        <w:numPr>
+          <w:ilvl w:val="0"/>
+          <w:numId w:val="1000"/>
+        </w:numPr>
+      </w:pPr>
+      <w:r>
+        <w:t xml:space="preserve">❌</w:t>
+      </w:r>
+      <w:r>
+        <w:t xml:space="preserve"> </w:t>
+      </w:r>
+      <w:r>
+        <w:rPr>
+          <w:b/>
+          <w:bCs/>
+        </w:rPr>
+        <w:t xml:space="preserve">Definition (distributive laws).</w:t>
+      </w:r>
+      <w:r>
+        <w:t xml:space="preserve"> </w:t>
+      </w:r>
+      <w:r>
+        <w:t xml:space="preserve">Multiplication</w:t>
+      </w:r>
+      <w:r>
+        <w:t xml:space="preserve"> </w:t>
+      </w:r>
+      <w:r>
+        <w:rPr>
+          <w:i/>
+          <w:iCs/>
+        </w:rPr>
+        <w:t xml:space="preserve">distributes over addition on the left</w:t>
+      </w:r>
+      <w:r>
+        <w:t xml:space="preserve"> </w:t>
+      </w:r>
+      <w:r>
+        <w:t xml:space="preserve">if</w:t>
+      </w:r>
+      <w:r>
+        <w:t xml:space="preserve"> </w:t>
+      </w:r>
+      <m:oMath>
+        <m:r>
+          <m:t>a</m:t>
+        </m:r>
+        <m:r>
+          <m:rPr>
+            <m:sty m:val="p"/>
+          </m:rPr>
+          <m:t>(</m:t>
+        </m:r>
+        <m:r>
+          <m:t>b</m:t>
+        </m:r>
+        <m:r>
+          <m:rPr>
+            <m:sty m:val="p"/>
+          </m:rPr>
+          <m:t>+</m:t>
+        </m:r>
+        <m:r>
+          <m:t>c</m:t>
+        </m:r>
+        <m:r>
+          <m:rPr>
+            <m:sty m:val="p"/>
+          </m:rPr>
+          <m:t>)</m:t>
+        </m:r>
+        <m:r>
+          <m:rPr>
+            <m:sty m:val="p"/>
+          </m:rPr>
+          <m:t>=</m:t>
+        </m:r>
+        <m:r>
+          <m:t>a</m:t>
+        </m:r>
+        <m:r>
+          <m:t>b</m:t>
+        </m:r>
+        <m:r>
+          <m:rPr>
+            <m:sty m:val="p"/>
+          </m:rPr>
+          <m:t>+</m:t>
+        </m:r>
+        <m:r>
+          <m:t>a</m:t>
+        </m:r>
+        <m:r>
+          <m:t>c</m:t>
+        </m:r>
+      </m:oMath>
+      <w:r>
+        <w:t xml:space="preserve"> </w:t>
+      </w:r>
+      <w:r>
+        <w:t xml:space="preserve">and</w:t>
+      </w:r>
+      <w:r>
+        <w:t xml:space="preserve"> </w:t>
+      </w:r>
+      <w:r>
+        <w:rPr>
+          <w:i/>
+          <w:iCs/>
+        </w:rPr>
+        <w:t xml:space="preserve">on the right</w:t>
+      </w:r>
+      <w:r>
+        <w:t xml:space="preserve"> </w:t>
+      </w:r>
+      <w:r>
+        <w:t xml:space="preserve">if</w:t>
+      </w:r>
+      <w:r>
+        <w:t xml:space="preserve"> </w:t>
+      </w:r>
+      <m:oMath>
+        <m:r>
+          <m:rPr>
+            <m:sty m:val="p"/>
+          </m:rPr>
+          <m:t>(</m:t>
+        </m:r>
+        <m:r>
+          <m:t>a</m:t>
+        </m:r>
+        <m:r>
+          <m:rPr>
+            <m:sty m:val="p"/>
+          </m:rPr>
+          <m:t>+</m:t>
+        </m:r>
+        <m:r>
+          <m:t>b</m:t>
+        </m:r>
+        <m:r>
+          <m:rPr>
+            <m:sty m:val="p"/>
+          </m:rPr>
+          <m:t>)</m:t>
+        </m:r>
+        <m:r>
+          <m:t>c</m:t>
+        </m:r>
+        <m:r>
+          <m:rPr>
+            <m:sty m:val="p"/>
+          </m:rPr>
+          <m:t>=</m:t>
+        </m:r>
+        <m:r>
+          <m:t>a</m:t>
+        </m:r>
+        <m:r>
+          <m:t>c</m:t>
+        </m:r>
+        <m:r>
+          <m:rPr>
+            <m:sty m:val="p"/>
+          </m:rPr>
+          <m:t>+</m:t>
+        </m:r>
+        <m:r>
+          <m:t>b</m:t>
+        </m:r>
+        <m:r>
+          <m:t>c</m:t>
+        </m:r>
+      </m:oMath>
+      <w:r>
+        <w:t xml:space="preserve">.</w:t>
+      </w:r>
+    </w:p>
+    <w:p>
+      <w:pPr>
+        <w:pStyle w:val="BlockText"/>
+        <w:numPr>
+          <w:ilvl w:val="0"/>
+          <w:numId w:val="1000"/>
+        </w:numPr>
+      </w:pPr>
+      <w:r>
+        <w:t xml:space="preserve">✅</w:t>
+      </w:r>
+      <w:r>
+        <w:t xml:space="preserve"> </w:t>
+      </w:r>
+      <w:r>
+        <w:rPr>
+          <w:b/>
+          <w:bCs/>
+        </w:rPr>
+        <w:t xml:space="preserve">Definition (left distributivity).</w:t>
+      </w:r>
+      <w:r>
+        <w:t xml:space="preserve"> </w:t>
+      </w:r>
+      <w:r>
+        <w:t xml:space="preserve">Multiplication</w:t>
+      </w:r>
+      <w:r>
+        <w:t xml:space="preserve"> </w:t>
+      </w:r>
+      <w:r>
+        <w:rPr>
+          <w:i/>
+          <w:iCs/>
+        </w:rPr>
+        <w:t xml:space="preserve">distributes over addition on the left</w:t>
+      </w:r>
+      <w:r>
+        <w:t xml:space="preserve"> </w:t>
+      </w:r>
+      <w:r>
+        <w:t xml:space="preserve">if</w:t>
+      </w:r>
+      <w:r>
+        <w:t xml:space="preserve"> </w:t>
+      </w:r>
+      <m:oMath>
+        <m:r>
+          <m:t>a</m:t>
+        </m:r>
+        <m:r>
+          <m:rPr>
+            <m:sty m:val="p"/>
+          </m:rPr>
+          <m:t>(</m:t>
+        </m:r>
+        <m:r>
+          <m:t>b</m:t>
+        </m:r>
+        <m:r>
+          <m:rPr>
+            <m:sty m:val="p"/>
+          </m:rPr>
+          <m:t>+</m:t>
+        </m:r>
+        <m:r>
+          <m:t>c</m:t>
+        </m:r>
+        <m:r>
+          <m:rPr>
+            <m:sty m:val="p"/>
+          </m:rPr>
+          <m:t>)</m:t>
+        </m:r>
+        <m:r>
+          <m:rPr>
+            <m:sty m:val="p"/>
+          </m:rPr>
+          <m:t>=</m:t>
+        </m:r>
+        <m:r>
+          <m:t>a</m:t>
+        </m:r>
+        <m:r>
+          <m:t>b</m:t>
+        </m:r>
+        <m:r>
+          <m:rPr>
+            <m:sty m:val="p"/>
+          </m:rPr>
+          <m:t>+</m:t>
+        </m:r>
+        <m:r>
+          <m:t>a</m:t>
+        </m:r>
+        <m:r>
+          <m:t>c</m:t>
+        </m:r>
+      </m:oMath>
+      <w:r>
+        <w:t xml:space="preserve"> </w:t>
+      </w:r>
+      <w:r>
+        <w:t xml:space="preserve">for all</w:t>
+      </w:r>
+      <w:r>
+        <w:t xml:space="preserve"> </w:t>
+      </w:r>
+      <m:oMath>
+        <m:r>
+          <m:t>a</m:t>
+        </m:r>
+      </m:oMath>
+      <w:r>
+        <w:t xml:space="preserve">,</w:t>
+      </w:r>
+      <w:r>
+        <w:t xml:space="preserve"> </w:t>
+      </w:r>
+      <m:oMath>
+        <m:r>
+          <m:t>b</m:t>
+        </m:r>
+      </m:oMath>
+      <w:r>
+        <w:t xml:space="preserve"> </w:t>
+      </w:r>
+      <w:r>
+        <w:t xml:space="preserve">and</w:t>
+      </w:r>
+      <w:r>
+        <w:t xml:space="preserve"> </w:t>
+      </w:r>
+      <m:oMath>
+        <m:r>
+          <m:t>c</m:t>
+        </m:r>
+      </m:oMath>
+      <w:r>
+        <w:t xml:space="preserve">.</w:t>
+      </w:r>
+    </w:p>
+    <w:p>
+      <w:pPr>
+        <w:pStyle w:val="BlockText"/>
+        <w:numPr>
+          <w:ilvl w:val="0"/>
+          <w:numId w:val="1000"/>
+        </w:numPr>
+      </w:pPr>
+      <w:r>
+        <w:t xml:space="preserve">✅</w:t>
+      </w:r>
+      <w:r>
+        <w:t xml:space="preserve"> </w:t>
+      </w:r>
+      <w:r>
+        <w:rPr>
+          <w:b/>
+          <w:bCs/>
+        </w:rPr>
+        <w:t xml:space="preserve">Definition (right distributivity).</w:t>
+      </w:r>
+      <w:r>
+        <w:t xml:space="preserve"> </w:t>
+      </w:r>
+      <w:r>
+        <w:t xml:space="preserve">Multiplication</w:t>
+      </w:r>
+      <w:r>
+        <w:t xml:space="preserve"> </w:t>
+      </w:r>
+      <w:r>
+        <w:rPr>
+          <w:i/>
+          <w:iCs/>
+        </w:rPr>
+        <w:t xml:space="preserve">distributes over addition on the right</w:t>
+      </w:r>
+      <w:r>
+        <w:t xml:space="preserve"> </w:t>
+      </w:r>
+      <w:r>
+        <w:t xml:space="preserve">if</w:t>
+      </w:r>
+      <w:r>
+        <w:t xml:space="preserve"> </w:t>
+      </w:r>
+      <m:oMath>
+        <m:r>
+          <m:rPr>
+            <m:sty m:val="p"/>
+          </m:rPr>
+          <m:t>(</m:t>
+        </m:r>
+        <m:r>
+          <m:t>a</m:t>
+        </m:r>
+        <m:r>
+          <m:rPr>
+            <m:sty m:val="p"/>
+          </m:rPr>
+          <m:t>+</m:t>
+        </m:r>
+        <m:r>
+          <m:t>b</m:t>
+        </m:r>
+        <m:r>
+          <m:rPr>
+            <m:sty m:val="p"/>
+          </m:rPr>
+          <m:t>)</m:t>
+        </m:r>
+        <m:r>
+          <m:t>c</m:t>
+        </m:r>
+        <m:r>
+          <m:rPr>
+            <m:sty m:val="p"/>
+          </m:rPr>
+          <m:t>=</m:t>
+        </m:r>
+        <m:r>
+          <m:t>a</m:t>
+        </m:r>
+        <m:r>
+          <m:t>c</m:t>
+        </m:r>
+        <m:r>
+          <m:rPr>
+            <m:sty m:val="p"/>
+          </m:rPr>
+          <m:t>+</m:t>
+        </m:r>
+        <m:r>
+          <m:t>b</m:t>
+        </m:r>
+        <m:r>
+          <m:t>c</m:t>
+        </m:r>
+      </m:oMath>
+      <w:r>
+        <w:t xml:space="preserve"> </w:t>
+      </w:r>
+      <w:r>
+        <w:t xml:space="preserve">for all</w:t>
+      </w:r>
+      <w:r>
+        <w:t xml:space="preserve"> </w:t>
+      </w:r>
+      <m:oMath>
+        <m:r>
+          <m:t>a</m:t>
+        </m:r>
+      </m:oMath>
+      <w:r>
+        <w:t xml:space="preserve">,</w:t>
+      </w:r>
+      <w:r>
+        <w:t xml:space="preserve"> </w:t>
+      </w:r>
+      <m:oMath>
+        <m:r>
+          <m:t>b</m:t>
+        </m:r>
+      </m:oMath>
+      <w:r>
+        <w:t xml:space="preserve"> </w:t>
+      </w:r>
+      <w:r>
+        <w:t xml:space="preserve">and</w:t>
+      </w:r>
+      <w:r>
+        <w:t xml:space="preserve"> </w:t>
+      </w:r>
+      <m:oMath>
+        <m:r>
+          <m:t>c</m:t>
+        </m:r>
+      </m:oMath>
+      <w:r>
+        <w:t xml:space="preserve">.</w:t>
+      </w:r>
+    </w:p>
+    <w:p>
+      <w:pPr>
+        <w:numPr>
+          <w:ilvl w:val="0"/>
+          <w:numId w:val="1000"/>
+        </w:numPr>
+      </w:pPr>
+      <w:r>
+        <w:t xml:space="preserve">The first block cannot be linked to as</w:t>
+      </w:r>
+      <w:r>
+        <w:t xml:space="preserve"> </w:t>
+      </w:r>
+      <w:r>
+        <w:t xml:space="preserve">“left distributivity”</w:t>
+      </w:r>
+      <w:r>
+        <w:t xml:space="preserve"> </w:t>
+      </w:r>
+      <w:r>
+        <w:t xml:space="preserve">without also pointing at the other law,</w:t>
+      </w:r>
+      <w:r>
+        <w:t xml:space="preserve"> </w:t>
+      </w:r>
+      <w:r>
+        <w:t xml:space="preserve">and one example cannot illustrate both.</w:t>
+      </w:r>
+      <w:r>
+        <w:t xml:space="preserve"> </w:t>
+      </w:r>
+      <w:r>
+        <w:t xml:space="preserve">For numbers, right distributivity follows from left distributivity because multiplication commutes,</w:t>
+      </w:r>
+      <w:r>
+        <w:t xml:space="preserve"> </w:t>
+      </w:r>
+      <w:r>
+        <w:t xml:space="preserve">so one example checks both.</w:t>
+      </w:r>
+      <w:r>
+        <w:t xml:space="preserve"> </w:t>
+      </w:r>
+      <w:r>
+        <w:t xml:space="preserve">Matrix multiplication does not commute, so establishing one law does not establish the other,</w:t>
+      </w:r>
+      <w:r>
+        <w:t xml:space="preserve"> </w:t>
+      </w:r>
+      <w:r>
+        <w:t xml:space="preserve">and each needs its own example.</w:t>
+      </w:r>
+    </w:p>
+    <w:bookmarkEnd w:id="16"/>
     <w:p>
       <w:pPr>
         <w:numPr>
@@ -2787,7 +3328,7 @@
       <w:r>
         <w:t xml:space="preserve"> </w:t>
       </w:r>
-      <w:hyperlink r:id="rId16">
+      <w:hyperlink r:id="rId17">
         <w:r>
           <w:rPr>
             <w:rStyle w:val="Hyperlink"/>
@@ -3646,511 +4187,6 @@
         <w:t xml:space="preserve">is one test set’s estimate of it.</w:t>
       </w:r>
     </w:p>
-    <w:bookmarkStart w:id="17" w:name="exm-one-definition-per-div"/>
-    <w:p>
-      <w:pPr>
-        <w:pStyle w:val="FirstParagraph"/>
-      </w:pPr>
-      <w:r>
-        <w:rPr>
-          <w:b/>
-          <w:bCs/>
-        </w:rPr>
-        <w:t xml:space="preserve">Example 5 (Splitting two related definitions)</w:t>
-      </w:r>
-      <w:r>
-        <w:t xml:space="preserve"> </w:t>
-      </w:r>
-      <w:r>
-        <w:t xml:space="preserve"> </w:t>
-      </w:r>
-    </w:p>
-    <w:p>
-      <w:pPr>
-        <w:pStyle w:val="BlockText"/>
-      </w:pPr>
-      <w:r>
-        <w:t xml:space="preserve">❌</w:t>
-      </w:r>
-      <w:r>
-        <w:t xml:space="preserve"> </w:t>
-      </w:r>
-      <w:r>
-        <w:rPr>
-          <w:b/>
-          <w:bCs/>
-        </w:rPr>
-        <w:t xml:space="preserve">Definition (distributive laws).</w:t>
-      </w:r>
-      <w:r>
-        <w:t xml:space="preserve"> </w:t>
-      </w:r>
-      <w:r>
-        <w:t xml:space="preserve">Multiplication</w:t>
-      </w:r>
-      <w:r>
-        <w:t xml:space="preserve"> </w:t>
-      </w:r>
-      <w:r>
-        <w:rPr>
-          <w:i/>
-          <w:iCs/>
-        </w:rPr>
-        <w:t xml:space="preserve">distributes over addition on the left</w:t>
-      </w:r>
-      <w:r>
-        <w:t xml:space="preserve"> </w:t>
-      </w:r>
-      <w:r>
-        <w:t xml:space="preserve">if</w:t>
-      </w:r>
-      <w:r>
-        <w:t xml:space="preserve"> </w:t>
-      </w:r>
-      <m:oMath>
-        <m:r>
-          <m:t>a</m:t>
-        </m:r>
-        <m:r>
-          <m:rPr>
-            <m:sty m:val="p"/>
-          </m:rPr>
-          <m:t>(</m:t>
-        </m:r>
-        <m:r>
-          <m:t>b</m:t>
-        </m:r>
-        <m:r>
-          <m:rPr>
-            <m:sty m:val="p"/>
-          </m:rPr>
-          <m:t>+</m:t>
-        </m:r>
-        <m:r>
-          <m:t>c</m:t>
-        </m:r>
-        <m:r>
-          <m:rPr>
-            <m:sty m:val="p"/>
-          </m:rPr>
-          <m:t>)</m:t>
-        </m:r>
-        <m:r>
-          <m:rPr>
-            <m:sty m:val="p"/>
-          </m:rPr>
-          <m:t>=</m:t>
-        </m:r>
-        <m:r>
-          <m:t>a</m:t>
-        </m:r>
-        <m:r>
-          <m:t>b</m:t>
-        </m:r>
-        <m:r>
-          <m:rPr>
-            <m:sty m:val="p"/>
-          </m:rPr>
-          <m:t>+</m:t>
-        </m:r>
-        <m:r>
-          <m:t>a</m:t>
-        </m:r>
-        <m:r>
-          <m:t>c</m:t>
-        </m:r>
-      </m:oMath>
-      <w:r>
-        <w:t xml:space="preserve"> </w:t>
-      </w:r>
-      <w:r>
-        <w:t xml:space="preserve">and</w:t>
-      </w:r>
-      <w:r>
-        <w:t xml:space="preserve"> </w:t>
-      </w:r>
-      <w:r>
-        <w:rPr>
-          <w:i/>
-          <w:iCs/>
-        </w:rPr>
-        <w:t xml:space="preserve">on the right</w:t>
-      </w:r>
-      <w:r>
-        <w:t xml:space="preserve"> </w:t>
-      </w:r>
-      <w:r>
-        <w:t xml:space="preserve">if</w:t>
-      </w:r>
-      <w:r>
-        <w:t xml:space="preserve"> </w:t>
-      </w:r>
-      <m:oMath>
-        <m:r>
-          <m:rPr>
-            <m:sty m:val="p"/>
-          </m:rPr>
-          <m:t>(</m:t>
-        </m:r>
-        <m:r>
-          <m:t>a</m:t>
-        </m:r>
-        <m:r>
-          <m:rPr>
-            <m:sty m:val="p"/>
-          </m:rPr>
-          <m:t>+</m:t>
-        </m:r>
-        <m:r>
-          <m:t>b</m:t>
-        </m:r>
-        <m:r>
-          <m:rPr>
-            <m:sty m:val="p"/>
-          </m:rPr>
-          <m:t>)</m:t>
-        </m:r>
-        <m:r>
-          <m:t>c</m:t>
-        </m:r>
-        <m:r>
-          <m:rPr>
-            <m:sty m:val="p"/>
-          </m:rPr>
-          <m:t>=</m:t>
-        </m:r>
-        <m:r>
-          <m:t>a</m:t>
-        </m:r>
-        <m:r>
-          <m:t>c</m:t>
-        </m:r>
-        <m:r>
-          <m:rPr>
-            <m:sty m:val="p"/>
-          </m:rPr>
-          <m:t>+</m:t>
-        </m:r>
-        <m:r>
-          <m:t>b</m:t>
-        </m:r>
-        <m:r>
-          <m:t>c</m:t>
-        </m:r>
-      </m:oMath>
-      <w:r>
-        <w:t xml:space="preserve">.</w:t>
-      </w:r>
-    </w:p>
-    <w:p>
-      <w:pPr>
-        <w:pStyle w:val="BlockText"/>
-      </w:pPr>
-      <w:r>
-        <w:t xml:space="preserve">✅</w:t>
-      </w:r>
-      <w:r>
-        <w:t xml:space="preserve"> </w:t>
-      </w:r>
-      <w:r>
-        <w:rPr>
-          <w:b/>
-          <w:bCs/>
-        </w:rPr>
-        <w:t xml:space="preserve">Definition (left distributivity).</w:t>
-      </w:r>
-      <w:r>
-        <w:t xml:space="preserve"> </w:t>
-      </w:r>
-      <w:r>
-        <w:t xml:space="preserve">Multiplication</w:t>
-      </w:r>
-      <w:r>
-        <w:t xml:space="preserve"> </w:t>
-      </w:r>
-      <w:r>
-        <w:rPr>
-          <w:i/>
-          <w:iCs/>
-        </w:rPr>
-        <w:t xml:space="preserve">distributes over addition on the left</w:t>
-      </w:r>
-      <w:r>
-        <w:t xml:space="preserve"> </w:t>
-      </w:r>
-      <w:r>
-        <w:t xml:space="preserve">if</w:t>
-      </w:r>
-      <w:r>
-        <w:t xml:space="preserve"> </w:t>
-      </w:r>
-      <m:oMath>
-        <m:r>
-          <m:t>a</m:t>
-        </m:r>
-        <m:r>
-          <m:rPr>
-            <m:sty m:val="p"/>
-          </m:rPr>
-          <m:t>(</m:t>
-        </m:r>
-        <m:r>
-          <m:t>b</m:t>
-        </m:r>
-        <m:r>
-          <m:rPr>
-            <m:sty m:val="p"/>
-          </m:rPr>
-          <m:t>+</m:t>
-        </m:r>
-        <m:r>
-          <m:t>c</m:t>
-        </m:r>
-        <m:r>
-          <m:rPr>
-            <m:sty m:val="p"/>
-          </m:rPr>
-          <m:t>)</m:t>
-        </m:r>
-        <m:r>
-          <m:rPr>
-            <m:sty m:val="p"/>
-          </m:rPr>
-          <m:t>=</m:t>
-        </m:r>
-        <m:r>
-          <m:t>a</m:t>
-        </m:r>
-        <m:r>
-          <m:t>b</m:t>
-        </m:r>
-        <m:r>
-          <m:rPr>
-            <m:sty m:val="p"/>
-          </m:rPr>
-          <m:t>+</m:t>
-        </m:r>
-        <m:r>
-          <m:t>a</m:t>
-        </m:r>
-        <m:r>
-          <m:t>c</m:t>
-        </m:r>
-      </m:oMath>
-      <w:r>
-        <w:t xml:space="preserve"> </w:t>
-      </w:r>
-      <w:r>
-        <w:t xml:space="preserve">for all</w:t>
-      </w:r>
-      <w:r>
-        <w:t xml:space="preserve"> </w:t>
-      </w:r>
-      <m:oMath>
-        <m:r>
-          <m:t>a</m:t>
-        </m:r>
-      </m:oMath>
-      <w:r>
-        <w:t xml:space="preserve">,</w:t>
-      </w:r>
-      <w:r>
-        <w:t xml:space="preserve"> </w:t>
-      </w:r>
-      <m:oMath>
-        <m:r>
-          <m:t>b</m:t>
-        </m:r>
-      </m:oMath>
-      <w:r>
-        <w:t xml:space="preserve"> </w:t>
-      </w:r>
-      <w:r>
-        <w:t xml:space="preserve">and</w:t>
-      </w:r>
-      <w:r>
-        <w:t xml:space="preserve"> </w:t>
-      </w:r>
-      <m:oMath>
-        <m:r>
-          <m:t>c</m:t>
-        </m:r>
-      </m:oMath>
-      <w:r>
-        <w:t xml:space="preserve">.</w:t>
-      </w:r>
-    </w:p>
-    <w:p>
-      <w:pPr>
-        <w:pStyle w:val="BlockText"/>
-      </w:pPr>
-      <w:r>
-        <w:rPr>
-          <w:b/>
-          <w:bCs/>
-        </w:rPr>
-        <w:t xml:space="preserve">Definition (right distributivity).</w:t>
-      </w:r>
-      <w:r>
-        <w:t xml:space="preserve"> </w:t>
-      </w:r>
-      <w:r>
-        <w:t xml:space="preserve">Multiplication</w:t>
-      </w:r>
-      <w:r>
-        <w:t xml:space="preserve"> </w:t>
-      </w:r>
-      <w:r>
-        <w:rPr>
-          <w:i/>
-          <w:iCs/>
-        </w:rPr>
-        <w:t xml:space="preserve">distributes over addition on the right</w:t>
-      </w:r>
-      <w:r>
-        <w:t xml:space="preserve"> </w:t>
-      </w:r>
-      <w:r>
-        <w:t xml:space="preserve">if</w:t>
-      </w:r>
-      <w:r>
-        <w:t xml:space="preserve"> </w:t>
-      </w:r>
-      <m:oMath>
-        <m:r>
-          <m:rPr>
-            <m:sty m:val="p"/>
-          </m:rPr>
-          <m:t>(</m:t>
-        </m:r>
-        <m:r>
-          <m:t>a</m:t>
-        </m:r>
-        <m:r>
-          <m:rPr>
-            <m:sty m:val="p"/>
-          </m:rPr>
-          <m:t>+</m:t>
-        </m:r>
-        <m:r>
-          <m:t>b</m:t>
-        </m:r>
-        <m:r>
-          <m:rPr>
-            <m:sty m:val="p"/>
-          </m:rPr>
-          <m:t>)</m:t>
-        </m:r>
-        <m:r>
-          <m:t>c</m:t>
-        </m:r>
-        <m:r>
-          <m:rPr>
-            <m:sty m:val="p"/>
-          </m:rPr>
-          <m:t>=</m:t>
-        </m:r>
-        <m:r>
-          <m:t>a</m:t>
-        </m:r>
-        <m:r>
-          <m:t>c</m:t>
-        </m:r>
-        <m:r>
-          <m:rPr>
-            <m:sty m:val="p"/>
-          </m:rPr>
-          <m:t>+</m:t>
-        </m:r>
-        <m:r>
-          <m:t>b</m:t>
-        </m:r>
-        <m:r>
-          <m:t>c</m:t>
-        </m:r>
-      </m:oMath>
-      <w:r>
-        <w:t xml:space="preserve"> </w:t>
-      </w:r>
-      <w:r>
-        <w:t xml:space="preserve">for all</w:t>
-      </w:r>
-      <w:r>
-        <w:t xml:space="preserve"> </w:t>
-      </w:r>
-      <m:oMath>
-        <m:r>
-          <m:t>a</m:t>
-        </m:r>
-      </m:oMath>
-      <w:r>
-        <w:t xml:space="preserve">,</w:t>
-      </w:r>
-      <w:r>
-        <w:t xml:space="preserve"> </w:t>
-      </w:r>
-      <m:oMath>
-        <m:r>
-          <m:t>b</m:t>
-        </m:r>
-      </m:oMath>
-      <w:r>
-        <w:t xml:space="preserve"> </w:t>
-      </w:r>
-      <w:r>
-        <w:t xml:space="preserve">and</w:t>
-      </w:r>
-      <w:r>
-        <w:t xml:space="preserve"> </w:t>
-      </w:r>
-      <m:oMath>
-        <m:r>
-          <m:t>c</m:t>
-        </m:r>
-      </m:oMath>
-      <w:r>
-        <w:t xml:space="preserve">.</w:t>
-      </w:r>
-    </w:p>
-    <w:p>
-      <w:pPr>
-        <w:pStyle w:val="FirstParagraph"/>
-      </w:pPr>
-      <w:r>
-        <w:t xml:space="preserve">The first block cannot be linked to as</w:t>
-      </w:r>
-      <w:r>
-        <w:t xml:space="preserve"> </w:t>
-      </w:r>
-      <w:r>
-        <w:t xml:space="preserve">“left distributivity”</w:t>
-      </w:r>
-      <w:r>
-        <w:t xml:space="preserve"> </w:t>
-      </w:r>
-      <w:r>
-        <w:t xml:space="preserve">without also pointing at the other law,</w:t>
-      </w:r>
-      <w:r>
-        <w:t xml:space="preserve"> </w:t>
-      </w:r>
-      <w:r>
-        <w:t xml:space="preserve">and one example cannot illustrate both.</w:t>
-      </w:r>
-      <w:r>
-        <w:t xml:space="preserve"> </w:t>
-      </w:r>
-      <w:r>
-        <w:t xml:space="preserve">For numbers the two laws agree, because multiplication commutes;</w:t>
-      </w:r>
-      <w:r>
-        <w:t xml:space="preserve"> </w:t>
-      </w:r>
-      <w:r>
-        <w:t xml:space="preserve">for matrices the two forms differ, and each needs its own example.</w:t>
-      </w:r>
-    </w:p>
-    <w:bookmarkEnd w:id="17"/>
     <w:bookmarkEnd w:id="18"/>
     <w:bookmarkStart w:id="25" w:name="examples-of-term-definitions"/>
     <w:p>
